--- a/server/templates/reports/FO-PO-PSM-65-08 FORMATO PARA LA ELABORACIÓN DE INFORMES TÉCNICOS DE ESTUDIO DE RUIDO INTRADOMICILIARIO-plantilla.docx
+++ b/server/templates/reports/FO-PO-PSM-65-08 FORMATO PARA LA ELABORACIÓN DE INFORMES TÉCNICOS DE ESTUDIO DE RUIDO INTRADOMICILIARIO-plantilla.docx
@@ -7630,7 +7630,7 @@
           <w:sz w:val="20"/>
           <w:szCs w:val="20"/>
         </w:rPr>
-        <w:t>XXXX</w:t>
+        <w:t>{fuente_anio}</w:t>
       </w:r>
       <w:commentRangeEnd w:id="38"/>
       <w:r>
@@ -8942,7 +8942,7 @@
           <w:sz w:val="20"/>
           <w:szCs w:val="20"/>
         </w:rPr>
-        <w:t>XXXX</w:t>
+        <w:t>{fuente_anio}</w:t>
       </w:r>
       <w:commentRangeEnd w:id="48"/>
       <w:r>
@@ -11229,7 +11229,7 @@
           <w:sz w:val="20"/>
           <w:szCs w:val="20"/>
         </w:rPr>
-        <w:t>XXXX</w:t>
+        <w:t>{fuente_anio}</w:t>
       </w:r>
       <w:r>
         <w:rPr>
@@ -35349,7 +35349,7 @@
           <w:color w:val="303030"/>
           <w:lang w:val="es-CO"/>
         </w:rPr>
-        <w:t>XXXX</w:t>
+        <w:t>{fuente_anio}</w:t>
       </w:r>
       <w:commentRangeEnd w:id="263"/>
       <w:r>

--- a/server/templates/reports/FO-PO-PSM-65-08 FORMATO PARA LA ELABORACIÓN DE INFORMES TÉCNICOS DE ESTUDIO DE RUIDO INTRADOMICILIARIO-plantilla.docx
+++ b/server/templates/reports/FO-PO-PSM-65-08 FORMATO PARA LA ELABORACIÓN DE INFORMES TÉCNICOS DE ESTUDIO DE RUIDO INTRADOMICILIARIO-plantilla.docx
@@ -40151,7 +40151,7 @@
                 <w:sz w:val="20"/>
                 <w:szCs w:val="20"/>
               </w:rPr>
-              <w:t>DD/MM/AA</w:t>
+              <w:t>{tag_fecha_v00}</w:t>
             </w:r>
           </w:p>
         </w:tc>
@@ -40765,7 +40765,7 @@
                 <w:sz w:val="20"/>
                 <w:szCs w:val="20"/>
               </w:rPr>
-              <w:t>DD/MM/AA</w:t>
+              <w:t>{tag_fecha_v01}</w:t>
             </w:r>
           </w:p>
         </w:tc>

--- a/server/templates/reports/FO-PO-PSM-65-08 FORMATO PARA LA ELABORACIÓN DE INFORMES TÉCNICOS DE ESTUDIO DE RUIDO INTRADOMICILIARIO-plantilla.docx
+++ b/server/templates/reports/FO-PO-PSM-65-08 FORMATO PARA LA ELABORACIÓN DE INFORMES TÉCNICOS DE ESTUDIO DE RUIDO INTRADOMICILIARIO-plantilla.docx
@@ -9704,7 +9704,7 @@
           <w:sz w:val="22"/>
           <w:szCs w:val="22"/>
         </w:rPr>
-        <w:t>xxxxx</w:t>
+        <w:t>municipio de {ubicacion_municipio}</w:t>
       </w:r>
       <w:proofErr w:type="spellEnd"/>
       <w:r>
@@ -9714,7 +9714,7 @@
           <w:sz w:val="22"/>
           <w:szCs w:val="22"/>
         </w:rPr>
-        <w:t> </w:t>
+        <w:t/>
       </w:r>
       <w:proofErr w:type="spellStart"/>
       <w:r>
@@ -9724,7 +9724,7 @@
           <w:sz w:val="22"/>
           <w:szCs w:val="22"/>
         </w:rPr>
-        <w:t>xxxx</w:t>
+        <w:t/>
       </w:r>
       <w:proofErr w:type="spellEnd"/>
       <w:r>
@@ -9745,7 +9745,7 @@
           <w:szCs w:val="22"/>
         </w:rPr>
         <w:lastRenderedPageBreak/>
-        <w:t>xxxxx</w:t>
+        <w:t>departamento de {ubicacion_departamento}</w:t>
       </w:r>
       <w:proofErr w:type="spellEnd"/>
       <w:r>
@@ -9755,7 +9755,7 @@
           <w:sz w:val="22"/>
           <w:szCs w:val="22"/>
         </w:rPr>
-        <w:t> </w:t>
+        <w:t/>
       </w:r>
       <w:proofErr w:type="spellStart"/>
       <w:r>
@@ -9765,7 +9765,7 @@
           <w:sz w:val="22"/>
           <w:szCs w:val="22"/>
         </w:rPr>
-        <w:t>xxxx</w:t>
+        <w:t/>
       </w:r>
       <w:commentRangeEnd w:id="60"/>
       <w:proofErr w:type="spellEnd"/>

--- a/server/templates/reports/FO-PO-PSM-65-08 FORMATO PARA LA ELABORACIÓN DE INFORMES TÉCNICOS DE ESTUDIO DE RUIDO INTRADOMICILIARIO-plantilla.docx
+++ b/server/templates/reports/FO-PO-PSM-65-08 FORMATO PARA LA ELABORACIÓN DE INFORMES TÉCNICOS DE ESTUDIO DE RUIDO INTRADOMICILIARIO-plantilla.docx
@@ -7630,7 +7630,7 @@
           <w:sz w:val="20"/>
           <w:szCs w:val="20"/>
         </w:rPr>
-        <w:t>{fuente_anio}</w:t>
+        <w:t>XXXX</w:t>
       </w:r>
       <w:commentRangeEnd w:id="38"/>
       <w:r>
@@ -8942,7 +8942,7 @@
           <w:sz w:val="20"/>
           <w:szCs w:val="20"/>
         </w:rPr>
-        <w:t>{fuente_anio}</w:t>
+        <w:t>XXXX</w:t>
       </w:r>
       <w:commentRangeEnd w:id="48"/>
       <w:r>
@@ -9704,7 +9704,7 @@
           <w:sz w:val="22"/>
           <w:szCs w:val="22"/>
         </w:rPr>
-        <w:t>municipio de {ubicacion_municipio}</w:t>
+        <w:t>xxxxx</w:t>
       </w:r>
       <w:proofErr w:type="spellEnd"/>
       <w:r>
@@ -9714,7 +9714,7 @@
           <w:sz w:val="22"/>
           <w:szCs w:val="22"/>
         </w:rPr>
-        <w:t/>
+        <w:t> </w:t>
       </w:r>
       <w:proofErr w:type="spellStart"/>
       <w:r>
@@ -9724,7 +9724,7 @@
           <w:sz w:val="22"/>
           <w:szCs w:val="22"/>
         </w:rPr>
-        <w:t/>
+        <w:t>xxxx</w:t>
       </w:r>
       <w:proofErr w:type="spellEnd"/>
       <w:r>
@@ -9745,7 +9745,7 @@
           <w:szCs w:val="22"/>
         </w:rPr>
         <w:lastRenderedPageBreak/>
-        <w:t>departamento de {ubicacion_departamento}</w:t>
+        <w:t>xxxxx</w:t>
       </w:r>
       <w:proofErr w:type="spellEnd"/>
       <w:r>
@@ -9755,7 +9755,7 @@
           <w:sz w:val="22"/>
           <w:szCs w:val="22"/>
         </w:rPr>
-        <w:t/>
+        <w:t> </w:t>
       </w:r>
       <w:proofErr w:type="spellStart"/>
       <w:r>
@@ -9765,7 +9765,7 @@
           <w:sz w:val="22"/>
           <w:szCs w:val="22"/>
         </w:rPr>
-        <w:t/>
+        <w:t>xxxx</w:t>
       </w:r>
       <w:commentRangeEnd w:id="60"/>
       <w:proofErr w:type="spellEnd"/>
@@ -11229,7 +11229,7 @@
           <w:sz w:val="20"/>
           <w:szCs w:val="20"/>
         </w:rPr>
-        <w:t>{fuente_anio}</w:t>
+        <w:t>XXXX</w:t>
       </w:r>
       <w:r>
         <w:rPr>
@@ -35349,7 +35349,7 @@
           <w:color w:val="303030"/>
           <w:lang w:val="es-CO"/>
         </w:rPr>
-        <w:t>{fuente_anio}</w:t>
+        <w:t>XXXX</w:t>
       </w:r>
       <w:commentRangeEnd w:id="263"/>
       <w:r>
@@ -40151,7 +40151,7 @@
                 <w:sz w:val="20"/>
                 <w:szCs w:val="20"/>
               </w:rPr>
-              <w:t>{tag_fecha_v00}</w:t>
+              <w:t>DD/MM/AA</w:t>
             </w:r>
           </w:p>
         </w:tc>
@@ -40765,7 +40765,7 @@
                 <w:sz w:val="20"/>
                 <w:szCs w:val="20"/>
               </w:rPr>
-              <w:t>{tag_fecha_v01}</w:t>
+              <w:t>DD/MM/AA</w:t>
             </w:r>
           </w:p>
         </w:tc>
